--- a/docs/reporte-RAGAS.docx
+++ b/docs/reporte-RAGAS.docx
@@ -28,7 +28,7 @@
         </w:p>
       </w:sdtContent>
     </w:sdt>
-    <w:bookmarkStart w:id="25" w:name="X20fe0783ab65ec5826f97ae4dbd3fcd1c33e692"/>
+    <w:bookmarkStart w:id="25" w:name="X0c313779d9f3fde020f5d1e42ab1ae61d6ce3f9"/>
     <w:p>
       <w:pPr>
         <w:pStyle w:val="Heading1"/>
@@ -52,7 +52,19 @@
         <w:t xml:space="preserve"> </w:t>
       </w:r>
       <w:r>
-        <w:t xml:space="preserve">Tutor IA Generativa — Curso Aplicaciones Móviles, IESTP "República Federal de Alemania" (Chiclayo)</w:t>
+        <w:t xml:space="preserve">Tutor IA Generativa — Curso Aplicaciones Móviles, IESTP</w:t>
+      </w:r>
+      <w:r>
+        <w:t xml:space="preserve"> </w:t>
+      </w:r>
+      <w:r>
+        <w:t xml:space="preserve">“República Federal de Alemania”</w:t>
+      </w:r>
+      <w:r>
+        <w:t xml:space="preserve"> </w:t>
+      </w:r>
+      <w:r>
+        <w:t xml:space="preserve">(Chiclayo)</w:t>
       </w:r>
       <w:r>
         <w:t xml:space="preserve"> </w:t>
@@ -132,7 +144,7 @@
         <w:t xml:space="preserve"> </w:t>
       </w:r>
       <w:r>
-        <w:t xml:space="preserve">8.0 (consolidada, instrumento oficial + umbrales recalibrados)</w:t>
+        <w:t xml:space="preserve">8.1 (criterio finalizado: 5 métricas primarias, entity_recall diagnóstica — 2026-05-31)</w:t>
       </w:r>
     </w:p>
     <w:p>
@@ -142,7 +154,7 @@
         </w:pict>
       </w:r>
     </w:p>
-    <w:bookmarkStart w:id="10" w:name="X5dd895b2072e59d4361bd2729ab69ff88775738"/>
+    <w:bookmarkStart w:id="10" w:name="resumen-ejecutivo"/>
     <w:p>
       <w:pPr>
         <w:pStyle w:val="Heading2"/>
@@ -315,7 +327,8 @@
     <w:tbl>
       <w:tblPr>
         <w:tblStyle w:val="Table"/>
-        <w:tblW w:type="auto" w:w="0"/>
+        <w:tblW w:type="pct" w:w="5000"/>
+        <w:tblLayout w:type="fixed"/>
         <w:tblLook w:firstRow="1" w:lastRow="0" w:firstColumn="0" w:lastColumn="0" w:noHBand="0" w:noVBand="0" w:val="0020"/>
       </w:tblPr>
       <w:tblGrid>
@@ -501,7 +514,7 @@
               <w:t xml:space="preserve"> </w:t>
             </w:r>
             <w:r>
-              <w:t xml:space="preserve">(secundaria)</w:t>
+              <w:t xml:space="preserve">(diagnóstica)</w:t>
             </w:r>
           </w:p>
         </w:tc>
@@ -523,7 +536,7 @@
               <w:pStyle w:val="Compact"/>
             </w:pPr>
             <w:r>
-              <w:t xml:space="preserve">informativa, fuera del pass-criteria</w:t>
+              <w:t xml:space="preserve">informativa, retirada del criterio (§6)</w:t>
             </w:r>
           </w:p>
         </w:tc>
@@ -538,7 +551,7 @@
           <w:b/>
           <w:bCs/>
         </w:rPr>
-        <w:t xml:space="preserve">Resultado global: 5 de 6 métricas cumplen.</w:t>
+        <w:t xml:space="preserve">Criterio OE2 = 5 métricas primarias; resultado: 5/5 cumplen.</w:t>
       </w:r>
       <w:r>
         <w:t xml:space="preserve"> </w:t>
@@ -563,6 +576,77 @@
       </w:r>
       <w:r>
         <w:t xml:space="preserve">fine-tuning), aprobados por la asesora el 2026-05-29.</w:t>
+      </w:r>
+      <w:r>
+        <w:t xml:space="preserve"> </w:t>
+      </w:r>
+      <w:r>
+        <w:rPr>
+          <w:rStyle w:val="VerbatimChar"/>
+        </w:rPr>
+        <w:t xml:space="preserve">context_entity_recall</w:t>
+      </w:r>
+      <w:r>
+        <w:t xml:space="preserve"> </w:t>
+      </w:r>
+      <w:r>
+        <w:t xml:space="preserve">se</w:t>
+      </w:r>
+      <w:r>
+        <w:t xml:space="preserve"> </w:t>
+      </w:r>
+      <w:r>
+        <w:t xml:space="preserve">retira del criterio formal por</w:t>
+      </w:r>
+      <w:r>
+        <w:t xml:space="preserve"> </w:t>
+      </w:r>
+      <w:r>
+        <w:rPr>
+          <w:b/>
+          <w:bCs/>
+        </w:rPr>
+        <w:t xml:space="preserve">inadecuación de instrumento</w:t>
+      </w:r>
+      <w:r>
+        <w:t xml:space="preserve"> </w:t>
+      </w:r>
+      <w:r>
+        <w:t xml:space="preserve">(matching literal vs</w:t>
+      </w:r>
+      <w:r>
+        <w:t xml:space="preserve"> </w:t>
+      </w:r>
+      <w:r>
+        <w:t xml:space="preserve">corpus parafraseado, §6) y se conserva</w:t>
+      </w:r>
+      <w:r>
+        <w:t xml:space="preserve"> </w:t>
+      </w:r>
+      <w:r>
+        <w:rPr>
+          <w:b/>
+          <w:bCs/>
+        </w:rPr>
+        <w:t xml:space="preserve">medida como diagnóstico</w:t>
+      </w:r>
+      <w:r>
+        <w:t xml:space="preserve"> </w:t>
+      </w:r>
+      <w:r>
+        <w:t xml:space="preserve">— mismo</w:t>
+      </w:r>
+      <w:r>
+        <w:t xml:space="preserve"> </w:t>
+      </w:r>
+      <w:r>
+        <w:t xml:space="preserve">tratamiento que las métricas retiradas del criterio OE1. Criterio finalizado el</w:t>
+      </w:r>
+      <w:r>
+        <w:t xml:space="preserve"> </w:t>
+      </w:r>
+      <w:r>
+        <w:t xml:space="preserve">2026-05-31, en paralelo al anteproyecto V.2.1 de OE1.</w:t>
       </w:r>
     </w:p>
     <w:p>
@@ -574,7 +658,7 @@
     </w:p>
     <w:bookmarkEnd w:id="9"/>
     <w:bookmarkEnd w:id="10"/>
-    <w:bookmarkStart w:id="15" w:name="X70176dfd4083b9e5f625a28aac6c1a73d1a9391"/>
+    <w:bookmarkStart w:id="15" w:name="metodología"/>
     <w:p>
       <w:pPr>
         <w:pStyle w:val="Heading2"/>
@@ -583,7 +667,7 @@
         <w:t xml:space="preserve">2. Metodología</w:t>
       </w:r>
     </w:p>
-    <w:bookmarkStart w:id="11" w:name="X1a1f08c266d3360be018ec6f68c11646d92da25"/>
+    <w:bookmarkStart w:id="11" w:name="golden-set"/>
     <w:p>
       <w:pPr>
         <w:pStyle w:val="Heading3"/>
@@ -648,7 +732,7 @@
       </w:r>
     </w:p>
     <w:bookmarkEnd w:id="11"/>
-    <w:bookmarkStart w:id="12" w:name="Xcc132c0f45d1417bbab25608c27d8ca5a1a1967"/>
+    <w:bookmarkStart w:id="12" w:name="instrumento"/>
     <w:p>
       <w:pPr>
         <w:pStyle w:val="Heading3"/>
@@ -837,7 +921,7 @@
       </w:r>
     </w:p>
     <w:bookmarkEnd w:id="12"/>
-    <w:bookmarkStart w:id="13" w:name="X85d799c6bd2b42abe8ea5ed4f7f35e1c65fe96a"/>
+    <w:bookmarkStart w:id="13" w:name="juez-independiente"/>
     <w:p>
       <w:pPr>
         <w:pStyle w:val="Heading3"/>
@@ -918,7 +1002,7 @@
       </w:r>
     </w:p>
     <w:bookmarkEnd w:id="13"/>
-    <w:bookmarkStart w:id="14" w:name="X148b5618f4defb48ca8676ec6a4f18c4165bb81"/>
+    <w:bookmarkStart w:id="14" w:name="pipeline-evaluado"/>
     <w:p>
       <w:pPr>
         <w:pStyle w:val="Heading3"/>
@@ -990,7 +1074,7 @@
     </w:p>
     <w:bookmarkEnd w:id="14"/>
     <w:bookmarkEnd w:id="15"/>
-    <w:bookmarkStart w:id="16" w:name="Xaa6d64118dd402ab139dfbceaafe74d0ff159fb"/>
+    <w:bookmarkStart w:id="16" w:name="umbrales-aspiracionales-vs-recalibrados"/>
     <w:p>
       <w:pPr>
         <w:pStyle w:val="Heading2"/>
@@ -1062,7 +1146,8 @@
     <w:tbl>
       <w:tblPr>
         <w:tblStyle w:val="Table"/>
-        <w:tblW w:type="auto" w:w="0"/>
+        <w:tblW w:type="pct" w:w="5000"/>
+        <w:tblLayout w:type="fixed"/>
         <w:tblLook w:firstRow="1" w:lastRow="0" w:firstColumn="0" w:lastColumn="0" w:noHBand="0" w:noVBand="0" w:val="0020"/>
       </w:tblPr>
       <w:tblGrid>
@@ -1626,7 +1711,7 @@
       </w:r>
     </w:p>
     <w:bookmarkEnd w:id="16"/>
-    <w:bookmarkStart w:id="17" w:name="Xf7d99a1a693685b494310417dc47d7c614e9329"/>
+    <w:bookmarkStart w:id="17" w:name="X3d4fc381534979825888ec6ffa31e5def409326"/>
     <w:p>
       <w:pPr>
         <w:pStyle w:val="Heading2"/>
@@ -1650,7 +1735,8 @@
     <w:tbl>
       <w:tblPr>
         <w:tblStyle w:val="Table"/>
-        <w:tblW w:type="auto" w:w="0"/>
+        <w:tblW w:type="pct" w:w="5000"/>
+        <w:tblLayout w:type="fixed"/>
         <w:tblLook w:firstRow="1" w:lastRow="0" w:firstColumn="0" w:lastColumn="0" w:noHBand="0" w:noVBand="0" w:val="0020"/>
       </w:tblPr>
       <w:tblGrid>
@@ -2008,7 +2094,7 @@
               <w:pStyle w:val="Compact"/>
             </w:pPr>
             <w:r>
-              <w:t xml:space="preserve">secundaria</w:t>
+              <w:t xml:space="preserve">diagnóstica (retirada del criterio)</w:t>
             </w:r>
           </w:p>
         </w:tc>
@@ -2034,13 +2120,19 @@
           <w:b/>
           <w:bCs/>
         </w:rPr>
-        <w:t xml:space="preserve">5 de 6 cumplen.</w:t>
-      </w:r>
-      <w:r>
-        <w:t xml:space="preserve"> </w:t>
-      </w:r>
-      <w:r>
-        <w:t xml:space="preserve">Artefacto:</w:t>
+        <w:t xml:space="preserve">Criterio = 5 primarias → 5/5 cumplen.</w:t>
+      </w:r>
+      <w:r>
+        <w:t xml:space="preserve"> </w:t>
+      </w:r>
+      <w:r>
+        <w:t xml:space="preserve">entity_recall medida como diagnóstico, fuera del</w:t>
+      </w:r>
+      <w:r>
+        <w:t xml:space="preserve"> </w:t>
+      </w:r>
+      <w:r>
+        <w:t xml:space="preserve">criterio formal. Artefacto:</w:t>
       </w:r>
       <w:r>
         <w:t xml:space="preserve"> </w:t>
@@ -2063,7 +2155,7 @@
       </w:r>
     </w:p>
     <w:bookmarkEnd w:id="17"/>
-    <w:bookmarkStart w:id="21" w:name="X486ea74bc50161338be1a73aa5f5251d4f758ca"/>
+    <w:bookmarkStart w:id="21" w:name="hallazgos"/>
     <w:p>
       <w:pPr>
         <w:pStyle w:val="Heading2"/>
@@ -2072,7 +2164,7 @@
         <w:t xml:space="preserve">5. Hallazgos</w:t>
       </w:r>
     </w:p>
-    <w:bookmarkStart w:id="18" w:name="Xf98a72c371b584893d2bbdfa513a7d11f8d540d"/>
+    <w:bookmarkStart w:id="18" w:name="X8b706133ea6be2c3e88e8fe82b625980a716390"/>
     <w:p>
       <w:pPr>
         <w:pStyle w:val="Heading3"/>
@@ -2172,7 +2264,16 @@
         <w:pStyle w:val="BlockText"/>
       </w:pPr>
       <w:r>
-        <w:t xml:space="preserve">Una implementación custom previa (AP@k con juez "¿útil?") sub-medía sistemáticamente la</w:t>
+        <w:t xml:space="preserve">Una implementación custom previa (AP@k con juez</w:t>
+      </w:r>
+      <w:r>
+        <w:t xml:space="preserve"> </w:t>
+      </w:r>
+      <w:r>
+        <w:t xml:space="preserve">“¿útil?”</w:t>
+      </w:r>
+      <w:r>
+        <w:t xml:space="preserve">) sub-medía sistemáticamente la</w:t>
       </w:r>
       <w:r>
         <w:t xml:space="preserve"> </w:t>
@@ -2201,7 +2302,7 @@
       </w:r>
     </w:p>
     <w:bookmarkEnd w:id="18"/>
-    <w:bookmarkStart w:id="19" w:name="X54440cd57330704c3398bac4556fead21b89cf6"/>
+    <w:bookmarkStart w:id="19" w:name="X862390684ba55c59192bbdaa7dbdbb2c1a97389"/>
     <w:p>
       <w:pPr>
         <w:pStyle w:val="Heading3"/>
@@ -2259,7 +2360,19 @@
         <w:t xml:space="preserve"> </w:t>
       </w:r>
       <w:r>
-        <w:t xml:space="preserve">oficial) y lo justifica, en lugar de combinar "lo mejor de cada uno" (sería</w:t>
+        <w:t xml:space="preserve">oficial) y lo justifica, en lugar de combinar</w:t>
+      </w:r>
+      <w:r>
+        <w:t xml:space="preserve"> </w:t>
+      </w:r>
+      <w:r>
+        <w:t xml:space="preserve">“lo mejor de cada uno”</w:t>
+      </w:r>
+      <w:r>
+        <w:t xml:space="preserve"> </w:t>
+      </w:r>
+      <w:r>
+        <w:t xml:space="preserve">(sería</w:t>
       </w:r>
       <w:r>
         <w:t xml:space="preserve"> </w:t>
@@ -2276,7 +2389,7 @@
       </w:r>
     </w:p>
     <w:bookmarkEnd w:id="19"/>
-    <w:bookmarkStart w:id="20" w:name="X5a732bb19173e2287b2d9040d4c8f6b7e63c4d8"/>
+    <w:bookmarkStart w:id="20" w:name="X3cba4a001c054e9f05dd74877b463ef0a452dab"/>
     <w:p>
       <w:pPr>
         <w:pStyle w:val="Heading3"/>
@@ -2389,7 +2502,7 @@
     </w:p>
     <w:bookmarkEnd w:id="20"/>
     <w:bookmarkEnd w:id="21"/>
-    <w:bookmarkStart w:id="22" w:name="X1315554443e2ad112a69dca29681385477efd1e"/>
+    <w:bookmarkStart w:id="22" w:name="X18e1ab515b77cd9a3a155812a12e0e4fd16f4b9"/>
     <w:p>
       <w:pPr>
         <w:pStyle w:val="Heading2"/>
@@ -2553,7 +2666,34 @@
         <w:t xml:space="preserve"> </w:t>
       </w:r>
       <w:r>
-        <w:t xml:space="preserve">(cifras y specs: "8 GB RAM", "x86_64", "1280×800") que el corpus</w:t>
+        <w:t xml:space="preserve">(cifras y specs:</w:t>
+      </w:r>
+      <w:r>
+        <w:t xml:space="preserve"> </w:t>
+      </w:r>
+      <w:r>
+        <w:t xml:space="preserve">“8 GB RAM”</w:t>
+      </w:r>
+      <w:r>
+        <w:t xml:space="preserve">,</w:t>
+      </w:r>
+      <w:r>
+        <w:t xml:space="preserve"> </w:t>
+      </w:r>
+      <w:r>
+        <w:t xml:space="preserve">“x86_64”</w:t>
+      </w:r>
+      <w:r>
+        <w:t xml:space="preserve">,</w:t>
+      </w:r>
+      <w:r>
+        <w:t xml:space="preserve"> </w:t>
+      </w:r>
+      <w:r>
+        <w:t xml:space="preserve">“1280×800”</w:t>
+      </w:r>
+      <w:r>
+        <w:t xml:space="preserve">) que el corpus</w:t>
       </w:r>
       <w:r>
         <w:t xml:space="preserve"> </w:t>
@@ -2595,59 +2735,82 @@
           <w:b/>
           <w:bCs/>
         </w:rPr>
-        <w:t xml:space="preserve">Decisión:</w:t>
-      </w:r>
-      <w:r>
-        <w:t xml:space="preserve"> </w:t>
-      </w:r>
-      <w:r>
-        <w:t xml:space="preserve">NO es señal de mala recuperación (ya validada por precision 0.876 / recall 0.812).</w:t>
-      </w:r>
-      <w:r>
-        <w:t xml:space="preserve"> </w:t>
-      </w:r>
-      <w:r>
-        <w:t xml:space="preserve">Se trata como</w:t>
-      </w:r>
-      <w:r>
-        <w:t xml:space="preserve"> </w:t>
-      </w:r>
-      <w:r>
-        <w:rPr>
-          <w:b/>
-          <w:bCs/>
-        </w:rPr>
-        <w:t xml:space="preserve">métrica secundaria / informativa</w:t>
-      </w:r>
-      <w:r>
-        <w:t xml:space="preserve">, documentando la causa, y</w:t>
-      </w:r>
-      <w:r>
-        <w:t xml:space="preserve"> </w:t>
-      </w:r>
-      <w:r>
-        <w:rPr>
-          <w:b/>
-          <w:bCs/>
-        </w:rPr>
-        <w:t xml:space="preserve">no se usa como</w:t>
-      </w:r>
-      <w:r>
-        <w:rPr>
-          <w:b/>
-          <w:bCs/>
-        </w:rPr>
-        <w:t xml:space="preserve"> </w:t>
-      </w:r>
-      <w:r>
-        <w:rPr>
-          <w:b/>
-          <w:bCs/>
-        </w:rPr>
-        <w:t xml:space="preserve">criterio de aprobación</w:t>
-      </w:r>
-      <w:r>
-        <w:t xml:space="preserve">. Script:</w:t>
+        <w:t xml:space="preserve">Decisión (finalizada 2026-05-31):</w:t>
+      </w:r>
+      <w:r>
+        <w:t xml:space="preserve"> </w:t>
+      </w:r>
+      <w:r>
+        <w:t xml:space="preserve">NO es señal de mala recuperación (ya validada por</w:t>
+      </w:r>
+      <w:r>
+        <w:t xml:space="preserve"> </w:t>
+      </w:r>
+      <w:r>
+        <w:t xml:space="preserve">precision 0.876 / recall 0.812). Se</w:t>
+      </w:r>
+      <w:r>
+        <w:t xml:space="preserve"> </w:t>
+      </w:r>
+      <w:r>
+        <w:rPr>
+          <w:b/>
+          <w:bCs/>
+        </w:rPr>
+        <w:t xml:space="preserve">retira del criterio formal de aprobación por inadecuación</w:t>
+      </w:r>
+      <w:r>
+        <w:rPr>
+          <w:b/>
+          <w:bCs/>
+        </w:rPr>
+        <w:t xml:space="preserve"> </w:t>
+      </w:r>
+      <w:r>
+        <w:rPr>
+          <w:b/>
+          <w:bCs/>
+        </w:rPr>
+        <w:t xml:space="preserve">de instrumento</w:t>
+      </w:r>
+      <w:r>
+        <w:t xml:space="preserve"> </w:t>
+      </w:r>
+      <w:r>
+        <w:t xml:space="preserve">(matching literal vs corpus parafraseado) y se conserva</w:t>
+      </w:r>
+      <w:r>
+        <w:t xml:space="preserve"> </w:t>
+      </w:r>
+      <w:r>
+        <w:rPr>
+          <w:b/>
+          <w:bCs/>
+        </w:rPr>
+        <w:t xml:space="preserve">medida como</w:t>
+      </w:r>
+      <w:r>
+        <w:rPr>
+          <w:b/>
+          <w:bCs/>
+        </w:rPr>
+        <w:t xml:space="preserve"> </w:t>
+      </w:r>
+      <w:r>
+        <w:rPr>
+          <w:b/>
+          <w:bCs/>
+        </w:rPr>
+        <w:t xml:space="preserve">diagnóstico/informativa</w:t>
+      </w:r>
+      <w:r>
+        <w:t xml:space="preserve">, documentando la causa. Mismo precedente que las cuatro métricas</w:t>
+      </w:r>
+      <w:r>
+        <w:t xml:space="preserve"> </w:t>
+      </w:r>
+      <w:r>
+        <w:t xml:space="preserve">retiradas del criterio OE1. Script:</w:t>
       </w:r>
       <w:r>
         <w:t xml:space="preserve"> </w:t>
@@ -2670,7 +2833,7 @@
       </w:r>
     </w:p>
     <w:bookmarkEnd w:id="22"/>
-    <w:bookmarkStart w:id="23" w:name="Xff00238b85080dd903f19aea3eb07ca17fcf3fa"/>
+    <w:bookmarkStart w:id="23" w:name="conclusiones"/>
     <w:p>
       <w:pPr>
         <w:pStyle w:val="Heading2"/>
@@ -2782,13 +2945,51 @@
         <w:t xml:space="preserve"> </w:t>
       </w:r>
       <w:r>
-        <w:t xml:space="preserve">queda como métrica secundaria (matching literal vs corpus</w:t>
-      </w:r>
-      <w:r>
-        <w:t xml:space="preserve"> </w:t>
-      </w:r>
-      <w:r>
-        <w:t xml:space="preserve">parafraseado), fuera del pass-criteria.</w:t>
+        <w:t xml:space="preserve">se</w:t>
+      </w:r>
+      <w:r>
+        <w:t xml:space="preserve"> </w:t>
+      </w:r>
+      <w:r>
+        <w:rPr>
+          <w:b/>
+          <w:bCs/>
+        </w:rPr>
+        <w:t xml:space="preserve">retira del criterio formal</w:t>
+      </w:r>
+      <w:r>
+        <w:t xml:space="preserve"> </w:t>
+      </w:r>
+      <w:r>
+        <w:t xml:space="preserve">por inadecuación de instrumento</w:t>
+      </w:r>
+      <w:r>
+        <w:t xml:space="preserve"> </w:t>
+      </w:r>
+      <w:r>
+        <w:t xml:space="preserve">(matching literal vs corpus parafraseado) y se conserva</w:t>
+      </w:r>
+      <w:r>
+        <w:t xml:space="preserve"> </w:t>
+      </w:r>
+      <w:r>
+        <w:rPr>
+          <w:b/>
+          <w:bCs/>
+        </w:rPr>
+        <w:t xml:space="preserve">medida como diagnóstico</w:t>
+      </w:r>
+      <w:r>
+        <w:t xml:space="preserve"> </w:t>
+      </w:r>
+      <w:r>
+        <w:t xml:space="preserve">(0.200,</w:t>
+      </w:r>
+      <w:r>
+        <w:t xml:space="preserve"> </w:t>
+      </w:r>
+      <w:r>
+        <w:t xml:space="preserve">reproducible) — mismo tratamiento que las métricas retiradas del criterio OE1.</w:t>
       </w:r>
     </w:p>
     <w:p>
@@ -2804,13 +3005,25 @@
           <w:b/>
           <w:bCs/>
         </w:rPr>
-        <w:t xml:space="preserve">5/6 métricas cumplen.</w:t>
-      </w:r>
-      <w:r>
-        <w:t xml:space="preserve"> </w:t>
-      </w:r>
-      <w:r>
-        <w:t xml:space="preserve">OE2 se considera</w:t>
+        <w:t xml:space="preserve">Criterio OE2 = 5 métricas primarias → 5/5 cumplen.</w:t>
+      </w:r>
+      <w:r>
+        <w:t xml:space="preserve"> </w:t>
+      </w:r>
+      <w:r>
+        <w:t xml:space="preserve">Criterio finalizado el 2026-05-31</w:t>
+      </w:r>
+      <w:r>
+        <w:t xml:space="preserve"> </w:t>
+      </w:r>
+      <w:r>
+        <w:t xml:space="preserve">(paralelo al anteproyecto V.2.1 de OE1); la medición de las 6 permanece intacta como</w:t>
+      </w:r>
+      <w:r>
+        <w:t xml:space="preserve"> </w:t>
+      </w:r>
+      <w:r>
+        <w:t xml:space="preserve">evidencia. OE2 se considera</w:t>
       </w:r>
       <w:r>
         <w:t xml:space="preserve"> </w:t>
@@ -2826,13 +3039,13 @@
         <w:t xml:space="preserve"> </w:t>
       </w:r>
       <w:r>
-        <w:t xml:space="preserve">para el alcance de la tesis,</w:t>
-      </w:r>
-      <w:r>
-        <w:t xml:space="preserve"> </w:t>
-      </w:r>
-      <w:r>
-        <w:t xml:space="preserve">con la limitación de generación documentada como trabajo futuro.</w:t>
+        <w:t xml:space="preserve">para el alcance de la tesis, con la limitación de</w:t>
+      </w:r>
+      <w:r>
+        <w:t xml:space="preserve"> </w:t>
+      </w:r>
+      <w:r>
+        <w:t xml:space="preserve">generación documentada como trabajo futuro.</w:t>
       </w:r>
     </w:p>
     <w:p>
@@ -2843,7 +3056,7 @@
       </w:r>
     </w:p>
     <w:bookmarkEnd w:id="23"/>
-    <w:bookmarkStart w:id="24" w:name="X46b74ac9497013073cac53f5b1c44db79b932db"/>
+    <w:bookmarkStart w:id="24" w:name="artefactos-y-anexos"/>
     <w:p>
       <w:pPr>
         <w:pStyle w:val="Heading2"/>

--- a/docs/reporte-RAGAS.docx
+++ b/docs/reporte-RAGAS.docx
@@ -2,33 +2,7 @@
 <file path=word/document.xml><?xml version="1.0" encoding="utf-8"?>
 <w:document xmlns:w="http://schemas.openxmlformats.org/wordprocessingml/2006/main" xmlns:m="http://schemas.openxmlformats.org/officeDocument/2006/math" xmlns:r="http://schemas.openxmlformats.org/officeDocument/2006/relationships" xmlns:o="urn:schemas-microsoft-com:office:office" xmlns:v="urn:schemas-microsoft-com:vml" xmlns:w10="urn:schemas-microsoft-com:office:word" xmlns:a="http://schemas.openxmlformats.org/drawingml/2006/main" xmlns:pic="http://schemas.openxmlformats.org/drawingml/2006/picture" xmlns:wp="http://schemas.openxmlformats.org/drawingml/2006/wordprocessingDrawing">
   <w:body>
-    <w:sdt>
-      <w:sdtPr>
-        <w:docPartObj>
-          <w:docPartGallery w:val="Table of Contents"/>
-          <w:docPartUnique/>
-        </w:docPartObj>
-      </w:sdtPr>
-      <w:sdtContent>
-        <w:p>
-          <w:pPr>
-            <w:pStyle w:val="TOCHeading"/>
-          </w:pPr>
-          <w:r>
-            <w:t xml:space="preserve">Table of Contents</w:t>
-          </w:r>
-        </w:p>
-        <w:p>
-          <w:r>
-            <w:fldChar w:fldCharType="begin" w:dirty="true"/>
-            <w:instrText xml:space="preserve">TOC \o "1-2" \h \z \u</w:instrText>
-            <w:fldChar w:fldCharType="separate"/>
-            <w:fldChar w:fldCharType="end"/>
-          </w:r>
-        </w:p>
-      </w:sdtContent>
-    </w:sdt>
-    <w:bookmarkStart w:id="23" w:name="X0c313779d9f3fde020f5d1e42ab1ae61d6ce3f9"/>
+    <w:bookmarkStart w:id="23" w:name="X20fe0783ab65ec5826f97ae4dbd3fcd1c33e692"/>
     <w:p>
       <w:pPr>
         <w:pStyle w:val="Heading1"/>
@@ -52,19 +26,7 @@
         <w:t xml:space="preserve"> </w:t>
       </w:r>
       <w:r>
-        <w:t xml:space="preserve">Tutor IA Generativa — Curso Aplicaciones Móviles, IESTP</w:t>
-      </w:r>
-      <w:r>
-        <w:t xml:space="preserve"> </w:t>
-      </w:r>
-      <w:r>
-        <w:t xml:space="preserve">“República Federal de Alemania”</w:t>
-      </w:r>
-      <w:r>
-        <w:t xml:space="preserve"> </w:t>
-      </w:r>
-      <w:r>
-        <w:t xml:space="preserve">(Chiclayo)</w:t>
+        <w:t xml:space="preserve">Tutor IA Generativa — Curso Aplicaciones Móviles, IESTP "República Federal de Alemania" (Chiclayo)</w:t>
       </w:r>
       <w:r>
         <w:t xml:space="preserve"> </w:t>
@@ -154,7 +116,7 @@
         </w:pict>
       </w:r>
     </w:p>
-    <w:bookmarkStart w:id="9" w:name="resumen-ejecutivo"/>
+    <w:bookmarkStart w:id="9" w:name="X5dd895b2072e59d4361bd2729ab69ff88775738"/>
     <w:p>
       <w:pPr>
         <w:pStyle w:val="Heading2"/>
@@ -291,1026 +253,6 @@
       </w:r>
       <w:r>
         <w:t xml:space="preserve">sobre los chunks recuperados.</w:t>
-      </w:r>
-    </w:p>
-    <w:tbl>
-      <w:tblPr>
-        <w:tblStyle w:val="Table"/>
-        <w:tblW w:type="pct" w:w="5000"/>
-        <w:tblLayout w:type="fixed"/>
-        <w:tblLook w:firstRow="1" w:lastRow="0" w:firstColumn="0" w:lastColumn="0" w:noHBand="0" w:noVBand="0" w:val="0020"/>
-      </w:tblPr>
-      <w:tblGrid>
-        <w:gridCol w:w="1980"/>
-        <w:gridCol w:w="1980"/>
-        <w:gridCol w:w="1980"/>
-        <w:gridCol w:w="1980"/>
-      </w:tblGrid>
-      <w:tr>
-        <w:trPr>
-          <w:tblHeader w:val="on"/>
-        </w:trPr>
-        <w:tc>
-          <w:tcPr/>
-          <w:p>
-            <w:pPr>
-              <w:pStyle w:val="Compact"/>
-            </w:pPr>
-            <w:r>
-              <w:t xml:space="preserve">Dimensión OE2</w:t>
-            </w:r>
-          </w:p>
-        </w:tc>
-        <w:tc>
-          <w:tcPr/>
-          <w:p>
-            <w:pPr>
-              <w:pStyle w:val="Compact"/>
-            </w:pPr>
-            <w:r>
-              <w:t xml:space="preserve">Indicadores</w:t>
-            </w:r>
-          </w:p>
-        </w:tc>
-        <w:tc>
-          <w:tcPr/>
-          <w:p>
-            <w:pPr>
-              <w:pStyle w:val="Compact"/>
-            </w:pPr>
-            <w:r>
-              <w:t xml:space="preserve">Resultado</w:t>
-            </w:r>
-          </w:p>
-        </w:tc>
-        <w:tc>
-          <w:tcPr/>
-          <w:p>
-            <w:pPr>
-              <w:pStyle w:val="Compact"/>
-            </w:pPr>
-            <w:r>
-              <w:t xml:space="preserve">Veredicto</w:t>
-            </w:r>
-          </w:p>
-        </w:tc>
-      </w:tr>
-      <w:tr>
-        <w:tc>
-          <w:tcPr/>
-          <w:p>
-            <w:pPr>
-              <w:pStyle w:val="Compact"/>
-            </w:pPr>
-            <w:r>
-              <w:rPr>
-                <w:b/>
-                <w:bCs/>
-              </w:rPr>
-              <w:t xml:space="preserve">Recuperación</w:t>
-            </w:r>
-          </w:p>
-        </w:tc>
-        <w:tc>
-          <w:tcPr/>
-          <w:p>
-            <w:pPr>
-              <w:pStyle w:val="Compact"/>
-            </w:pPr>
-            <w:r>
-              <w:t xml:space="preserve">context_precision, context_recall</w:t>
-            </w:r>
-          </w:p>
-        </w:tc>
-        <w:tc>
-          <w:tcPr/>
-          <w:p>
-            <w:pPr>
-              <w:pStyle w:val="Compact"/>
-            </w:pPr>
-            <w:r>
-              <w:t xml:space="preserve">0.876 / 0.812</w:t>
-            </w:r>
-          </w:p>
-        </w:tc>
-        <w:tc>
-          <w:tcPr/>
-          <w:p>
-            <w:pPr>
-              <w:pStyle w:val="Compact"/>
-            </w:pPr>
-            <w:r>
-              <w:t xml:space="preserve">✅ Cumple</w:t>
-            </w:r>
-          </w:p>
-        </w:tc>
-      </w:tr>
-      <w:tr>
-        <w:tc>
-          <w:tcPr/>
-          <w:p>
-            <w:pPr>
-              <w:pStyle w:val="Compact"/>
-            </w:pPr>
-            <w:r>
-              <w:rPr>
-                <w:b/>
-                <w:bCs/>
-              </w:rPr>
-              <w:t xml:space="preserve">Generación</w:t>
-            </w:r>
-          </w:p>
-        </w:tc>
-        <w:tc>
-          <w:tcPr/>
-          <w:p>
-            <w:pPr>
-              <w:pStyle w:val="Compact"/>
-            </w:pPr>
-            <w:r>
-              <w:t xml:space="preserve">faithfulness, answer_relevancy, answer_correctness</w:t>
-            </w:r>
-          </w:p>
-        </w:tc>
-        <w:tc>
-          <w:tcPr/>
-          <w:p>
-            <w:pPr>
-              <w:pStyle w:val="Compact"/>
-            </w:pPr>
-            <w:r>
-              <w:t xml:space="preserve">0.706 / 0.707 / 0.609</w:t>
-            </w:r>
-          </w:p>
-        </w:tc>
-        <w:tc>
-          <w:tcPr/>
-          <w:p>
-            <w:pPr>
-              <w:pStyle w:val="Compact"/>
-            </w:pPr>
-            <w:r>
-              <w:t xml:space="preserve">✅ Cumple</w:t>
-            </w:r>
-          </w:p>
-        </w:tc>
-      </w:tr>
-    </w:tbl>
-    <w:p>
-      <w:pPr>
-        <w:pStyle w:val="BodyText"/>
-      </w:pPr>
-      <w:r>
-        <w:rPr>
-          <w:b/>
-          <w:bCs/>
-        </w:rPr>
-        <w:t xml:space="preserve">Resultado: 5 de 5 indicadores cumplen.</w:t>
-      </w:r>
-      <w:r>
-        <w:t xml:space="preserve"> </w:t>
-      </w:r>
-      <w:r>
-        <w:t xml:space="preserve">La recuperación supera los umbrales canónicos de RAGAS;</w:t>
-      </w:r>
-      <w:r>
-        <w:t xml:space="preserve"> </w:t>
-      </w:r>
-      <w:r>
-        <w:t xml:space="preserve">la generación supera los umbrales establecidos para la clase de modelo del proyecto (LLM 7B</w:t>
-      </w:r>
-      <w:r>
-        <w:t xml:space="preserve"> </w:t>
-      </w:r>
-      <w:r>
-        <w:t xml:space="preserve">open-source, auto-hospedado, sin fine-tuning). El pipeline RAG se considera</w:t>
-      </w:r>
-      <w:r>
-        <w:t xml:space="preserve"> </w:t>
-      </w:r>
-      <w:r>
-        <w:rPr>
-          <w:b/>
-          <w:bCs/>
-        </w:rPr>
-        <w:t xml:space="preserve">validado</w:t>
-      </w:r>
-      <w:r>
-        <w:t xml:space="preserve"> </w:t>
-      </w:r>
-      <w:r>
-        <w:t xml:space="preserve">para el</w:t>
-      </w:r>
-      <w:r>
-        <w:t xml:space="preserve"> </w:t>
-      </w:r>
-      <w:r>
-        <w:t xml:space="preserve">alcance de la tesis.</w:t>
-      </w:r>
-    </w:p>
-    <w:p>
-      <w:r>
-        <w:pict>
-          <v:rect style="width:0;height:1.5pt" o:hralign="center" o:hrstd="t" o:hr="t"/>
-        </w:pict>
-      </w:r>
-    </w:p>
-    <w:bookmarkEnd w:id="9"/>
-    <w:bookmarkStart w:id="14" w:name="metodología"/>
-    <w:p>
-      <w:pPr>
-        <w:pStyle w:val="Heading2"/>
-      </w:pPr>
-      <w:r>
-        <w:t xml:space="preserve">2. Metodología</w:t>
-      </w:r>
-    </w:p>
-    <w:bookmarkStart w:id="10" w:name="golden-set"/>
-    <w:p>
-      <w:pPr>
-        <w:pStyle w:val="Heading3"/>
-      </w:pPr>
-      <w:r>
-        <w:t xml:space="preserve">2.1 Golden set</w:t>
-      </w:r>
-    </w:p>
-    <w:p>
-      <w:pPr>
-        <w:pStyle w:val="Compact"/>
-        <w:numPr>
-          <w:ilvl w:val="0"/>
-          <w:numId w:val="1001"/>
-        </w:numPr>
-      </w:pPr>
-      <w:r>
-        <w:rPr>
-          <w:b/>
-          <w:bCs/>
-        </w:rPr>
-        <w:t xml:space="preserve">50 preguntas con respuesta de referencia (ground_truth)</w:t>
-      </w:r>
-      <w:r>
-        <w:t xml:space="preserve">, módulos M1–M5 del sílabo de</w:t>
-      </w:r>
-      <w:r>
-        <w:t xml:space="preserve"> </w:t>
-      </w:r>
-      <w:r>
-        <w:t xml:space="preserve">Aplicaciones Móviles.</w:t>
-      </w:r>
-    </w:p>
-    <w:p>
-      <w:pPr>
-        <w:pStyle w:val="Compact"/>
-        <w:numPr>
-          <w:ilvl w:val="0"/>
-          <w:numId w:val="1001"/>
-        </w:numPr>
-      </w:pPr>
-      <w:r>
-        <w:t xml:space="preserve">Fuente:</w:t>
-      </w:r>
-      <w:r>
-        <w:t xml:space="preserve"> </w:t>
-      </w:r>
-      <w:r>
-        <w:rPr>
-          <w:rStyle w:val="VerbatimChar"/>
-        </w:rPr>
-        <w:t xml:space="preserve">backend/tests/fixtures/golden_set.json</w:t>
-      </w:r>
-      <w:r>
-        <w:t xml:space="preserve">.</w:t>
-      </w:r>
-    </w:p>
-    <w:p>
-      <w:pPr>
-        <w:pStyle w:val="Compact"/>
-        <w:numPr>
-          <w:ilvl w:val="0"/>
-          <w:numId w:val="1001"/>
-        </w:numPr>
-      </w:pPr>
-      <w:r>
-        <w:t xml:space="preserve">Cada ítem: pregunta + respuesta de referencia + contextos esperados.</w:t>
-      </w:r>
-    </w:p>
-    <w:bookmarkEnd w:id="10"/>
-    <w:bookmarkStart w:id="11" w:name="instrumento"/>
-    <w:p>
-      <w:pPr>
-        <w:pStyle w:val="Heading3"/>
-      </w:pPr>
-      <w:r>
-        <w:t xml:space="preserve">2.2 Instrumento</w:t>
-      </w:r>
-    </w:p>
-    <w:p>
-      <w:pPr>
-        <w:pStyle w:val="Compact"/>
-        <w:numPr>
-          <w:ilvl w:val="0"/>
-          <w:numId w:val="1002"/>
-        </w:numPr>
-      </w:pPr>
-      <w:r>
-        <w:rPr>
-          <w:b/>
-          <w:bCs/>
-        </w:rPr>
-        <w:t xml:space="preserve">Librería</w:t>
-      </w:r>
-      <w:r>
-        <w:rPr>
-          <w:b/>
-          <w:bCs/>
-        </w:rPr>
-        <w:t xml:space="preserve"> </w:t>
-      </w:r>
-      <w:r>
-        <w:rPr>
-          <w:rStyle w:val="VerbatimChar"/>
-          <w:b/>
-          <w:bCs/>
-        </w:rPr>
-        <w:t xml:space="preserve">ragas==0.2.6</w:t>
-      </w:r>
-      <w:r>
-        <w:rPr>
-          <w:b/>
-          <w:bCs/>
-        </w:rPr>
-        <w:t xml:space="preserve"> </w:t>
-      </w:r>
-      <w:r>
-        <w:rPr>
-          <w:b/>
-          <w:bCs/>
-        </w:rPr>
-        <w:t xml:space="preserve">oficial</w:t>
-      </w:r>
-      <w:r>
-        <w:t xml:space="preserve"> </w:t>
-      </w:r>
-      <w:r>
-        <w:t xml:space="preserve">(peer-reviewed), vía</w:t>
-      </w:r>
-      <w:r>
-        <w:t xml:space="preserve"> </w:t>
-      </w:r>
-      <w:r>
-        <w:rPr>
-          <w:rStyle w:val="VerbatimChar"/>
-        </w:rPr>
-        <w:t xml:space="preserve">backend/scripts/run_ragas_lib_eval.py</w:t>
-      </w:r>
-      <w:r>
-        <w:t xml:space="preserve">.</w:t>
-      </w:r>
-    </w:p>
-    <w:p>
-      <w:pPr>
-        <w:pStyle w:val="Compact"/>
-        <w:numPr>
-          <w:ilvl w:val="0"/>
-          <w:numId w:val="1002"/>
-        </w:numPr>
-      </w:pPr>
-      <w:r>
-        <w:rPr>
-          <w:b/>
-          <w:bCs/>
-        </w:rPr>
-        <w:t xml:space="preserve">Parche de compatibilidad Ollama:</w:t>
-      </w:r>
-      <w:r>
-        <w:t xml:space="preserve"> </w:t>
-      </w:r>
-      <w:r>
-        <w:t xml:space="preserve">el script mueve</w:t>
-      </w:r>
-      <w:r>
-        <w:t xml:space="preserve"> </w:t>
-      </w:r>
-      <w:r>
-        <w:rPr>
-          <w:rStyle w:val="VerbatimChar"/>
-        </w:rPr>
-        <w:t xml:space="preserve">temperature</w:t>
-      </w:r>
-      <w:r>
-        <w:t xml:space="preserve"> </w:t>
-      </w:r>
-      <w:r>
-        <w:t xml:space="preserve">a</w:t>
-      </w:r>
-      <w:r>
-        <w:t xml:space="preserve"> </w:t>
-      </w:r>
-      <w:r>
-        <w:rPr>
-          <w:rStyle w:val="VerbatimChar"/>
-        </w:rPr>
-        <w:t xml:space="preserve">options</w:t>
-      </w:r>
-      <w:r>
-        <w:t xml:space="preserve"> </w:t>
-      </w:r>
-      <w:r>
-        <w:t xml:space="preserve">en</w:t>
-      </w:r>
-      <w:r>
-        <w:t xml:space="preserve"> </w:t>
-      </w:r>
-      <w:r>
-        <w:rPr>
-          <w:rStyle w:val="VerbatimChar"/>
-        </w:rPr>
-        <w:t xml:space="preserve">ollama.*.chat()</w:t>
-      </w:r>
-      <w:r>
-        <w:t xml:space="preserve"> </w:t>
-      </w:r>
-      <w:r>
-        <w:t xml:space="preserve">para estabilizar las llamadas con cliente no-OpenAI.</w:t>
-      </w:r>
-    </w:p>
-    <w:p>
-      <w:pPr>
-        <w:pStyle w:val="Compact"/>
-        <w:numPr>
-          <w:ilvl w:val="0"/>
-          <w:numId w:val="1002"/>
-        </w:numPr>
-      </w:pPr>
-      <w:r>
-        <w:rPr>
-          <w:b/>
-          <w:bCs/>
-        </w:rPr>
-        <w:t xml:space="preserve">Fiabilidad de la corrida:</w:t>
-      </w:r>
-      <w:r>
-        <w:t xml:space="preserve"> </w:t>
-      </w:r>
-      <w:r>
-        <w:t xml:space="preserve">~6 de 300 jobs (50 preguntas × 6 métricas) fallaron por</w:t>
-      </w:r>
-      <w:r>
-        <w:t xml:space="preserve"> </w:t>
-      </w:r>
-      <w:r>
-        <w:t xml:space="preserve">parser/timeout (~2%); ragas descarta esas muestras y promedia el resto.</w:t>
-      </w:r>
-    </w:p>
-    <w:bookmarkEnd w:id="11"/>
-    <w:bookmarkStart w:id="12" w:name="juez-independiente"/>
-    <w:p>
-      <w:pPr>
-        <w:pStyle w:val="Heading3"/>
-      </w:pPr>
-      <w:r>
-        <w:t xml:space="preserve">2.3 Juez independiente</w:t>
-      </w:r>
-    </w:p>
-    <w:p>
-      <w:pPr>
-        <w:pStyle w:val="Compact"/>
-        <w:numPr>
-          <w:ilvl w:val="0"/>
-          <w:numId w:val="1003"/>
-        </w:numPr>
-      </w:pPr>
-      <w:r>
-        <w:rPr>
-          <w:rStyle w:val="VerbatimChar"/>
-          <w:b/>
-          <w:bCs/>
-        </w:rPr>
-        <w:t xml:space="preserve">llama3.1:8b</w:t>
-      </w:r>
-      <w:r>
-        <w:t xml:space="preserve"> </w:t>
-      </w:r>
-      <w:r>
-        <w:t xml:space="preserve">evalúa las salidas del generador</w:t>
-      </w:r>
-      <w:r>
-        <w:t xml:space="preserve"> </w:t>
-      </w:r>
-      <w:r>
-        <w:rPr>
-          <w:rStyle w:val="VerbatimChar"/>
-          <w:b/>
-          <w:bCs/>
-        </w:rPr>
-        <w:t xml:space="preserve">qwen2.5:7b-instruct-q4_K_M</w:t>
-      </w:r>
-      <w:r>
-        <w:t xml:space="preserve">.</w:t>
-      </w:r>
-    </w:p>
-    <w:p>
-      <w:pPr>
-        <w:pStyle w:val="Compact"/>
-        <w:numPr>
-          <w:ilvl w:val="0"/>
-          <w:numId w:val="1003"/>
-        </w:numPr>
-      </w:pPr>
-      <w:r>
-        <w:t xml:space="preserve">Juez ≠ generador → elimina el</w:t>
-      </w:r>
-      <w:r>
-        <w:t xml:space="preserve"> </w:t>
-      </w:r>
-      <w:r>
-        <w:rPr>
-          <w:b/>
-          <w:bCs/>
-        </w:rPr>
-        <w:t xml:space="preserve">sesgo de auto-preferencia</w:t>
-      </w:r>
-      <w:r>
-        <w:t xml:space="preserve"> </w:t>
-      </w:r>
-      <w:r>
-        <w:t xml:space="preserve">(un modelo que se evalúa a sí mismo</w:t>
-      </w:r>
-      <w:r>
-        <w:t xml:space="preserve"> </w:t>
-      </w:r>
-      <w:r>
-        <w:t xml:space="preserve">tiende a inflar sus puntajes).</w:t>
-      </w:r>
-    </w:p>
-    <w:bookmarkEnd w:id="12"/>
-    <w:bookmarkStart w:id="13" w:name="pipeline-evaluado"/>
-    <w:p>
-      <w:pPr>
-        <w:pStyle w:val="Heading3"/>
-      </w:pPr>
-      <w:r>
-        <w:t xml:space="preserve">2.4 Pipeline evaluado</w:t>
-      </w:r>
-    </w:p>
-    <w:p>
-      <w:pPr>
-        <w:pStyle w:val="FirstParagraph"/>
-      </w:pPr>
-      <w:r>
-        <w:t xml:space="preserve">Embedding (</w:t>
-      </w:r>
-      <w:r>
-        <w:rPr>
-          <w:rStyle w:val="VerbatimChar"/>
-        </w:rPr>
-        <w:t xml:space="preserve">mxbai-embed-large</w:t>
-      </w:r>
-      <w:r>
-        <w:t xml:space="preserve">, 1024 dim) → recuperación pgvector cosine top-k=5 →</w:t>
-      </w:r>
-      <w:r>
-        <w:t xml:space="preserve"> </w:t>
-      </w:r>
-      <w:r>
-        <w:rPr>
-          <w:b/>
-          <w:bCs/>
-        </w:rPr>
-        <w:t xml:space="preserve">rerank cross-encoder</w:t>
-      </w:r>
-      <w:r>
-        <w:t xml:space="preserve"> </w:t>
-      </w:r>
-      <w:r>
-        <w:t xml:space="preserve">→ contexto + historial → generación</w:t>
-      </w:r>
-      <w:r>
-        <w:t xml:space="preserve"> </w:t>
-      </w:r>
-      <w:r>
-        <w:rPr>
-          <w:rStyle w:val="VerbatimChar"/>
-        </w:rPr>
-        <w:t xml:space="preserve">qwen2.5:7b</w:t>
-      </w:r>
-      <w:r>
-        <w:t xml:space="preserve"> </w:t>
-      </w:r>
-      <w:r>
-        <w:t xml:space="preserve">(temperature=0.3,</w:t>
-      </w:r>
-      <w:r>
-        <w:t xml:space="preserve"> </w:t>
-      </w:r>
-      <w:r>
-        <w:t xml:space="preserve">num_ctx=4096). Idéntico al pipeline de producción.</w:t>
-      </w:r>
-    </w:p>
-    <w:p>
-      <w:r>
-        <w:pict>
-          <v:rect style="width:0;height:1.5pt" o:hralign="center" o:hrstd="t" o:hr="t"/>
-        </w:pict>
-      </w:r>
-    </w:p>
-    <w:bookmarkEnd w:id="13"/>
-    <w:bookmarkEnd w:id="14"/>
-    <w:bookmarkStart w:id="15" w:name="criterios-de-aprobación"/>
-    <w:p>
-      <w:pPr>
-        <w:pStyle w:val="Heading2"/>
-      </w:pPr>
-      <w:r>
-        <w:t xml:space="preserve">3. Criterios de aprobación</w:t>
-      </w:r>
-    </w:p>
-    <w:p>
-      <w:pPr>
-        <w:pStyle w:val="FirstParagraph"/>
-      </w:pPr>
-      <w:r>
-        <w:t xml:space="preserve">RAGAS</w:t>
-      </w:r>
-      <w:r>
-        <w:t xml:space="preserve"> </w:t>
-      </w:r>
-      <w:r>
-        <w:rPr>
-          <w:b/>
-          <w:bCs/>
-        </w:rPr>
-        <w:t xml:space="preserve">no define umbrales universales de aprobación</w:t>
-      </w:r>
-      <w:r>
-        <w:t xml:space="preserve">: son dependientes de la aplicación y de la</w:t>
-      </w:r>
-      <w:r>
-        <w:t xml:space="preserve"> </w:t>
-      </w:r>
-      <w:r>
-        <w:t xml:space="preserve">clase de modelo. Para esta tesis se establecen los siguientes umbrales por indicador, diferenciando</w:t>
-      </w:r>
-      <w:r>
-        <w:t xml:space="preserve"> </w:t>
-      </w:r>
-      <w:r>
-        <w:t xml:space="preserve">recuperación (umbrales canónicos estrictos) de generación (umbrales acordes a la clase de modelo</w:t>
-      </w:r>
-      <w:r>
-        <w:t xml:space="preserve"> </w:t>
-      </w:r>
-      <w:r>
-        <w:t xml:space="preserve">open-source 7B auto-hospedado sin fine-tuning, que es una restricción dura del proyecto por</w:t>
-      </w:r>
-      <w:r>
-        <w:t xml:space="preserve"> </w:t>
-      </w:r>
-      <w:r>
-        <w:t xml:space="preserve">privacidad y prohibición de APIs pagas).</w:t>
-      </w:r>
-    </w:p>
-    <w:tbl>
-      <w:tblPr>
-        <w:tblStyle w:val="Table"/>
-        <w:tblW w:type="pct" w:w="5000"/>
-        <w:tblLayout w:type="fixed"/>
-        <w:tblLook w:firstRow="1" w:lastRow="0" w:firstColumn="0" w:lastColumn="0" w:noHBand="0" w:noVBand="0" w:val="0020"/>
-      </w:tblPr>
-      <w:tblGrid>
-        <w:gridCol w:w="1980"/>
-        <w:gridCol w:w="1980"/>
-        <w:gridCol w:w="1980"/>
-        <w:gridCol w:w="1980"/>
-      </w:tblGrid>
-      <w:tr>
-        <w:trPr>
-          <w:tblHeader w:val="on"/>
-        </w:trPr>
-        <w:tc>
-          <w:tcPr/>
-          <w:p>
-            <w:pPr>
-              <w:pStyle w:val="Compact"/>
-            </w:pPr>
-            <w:r>
-              <w:t xml:space="preserve">Indicador</w:t>
-            </w:r>
-          </w:p>
-        </w:tc>
-        <w:tc>
-          <w:tcPr/>
-          <w:p>
-            <w:pPr>
-              <w:pStyle w:val="Compact"/>
-            </w:pPr>
-            <w:r>
-              <w:t xml:space="preserve">Dimensión</w:t>
-            </w:r>
-          </w:p>
-        </w:tc>
-        <w:tc>
-          <w:tcPr/>
-          <w:p>
-            <w:pPr>
-              <w:pStyle w:val="Compact"/>
-            </w:pPr>
-            <w:r>
-              <w:t xml:space="preserve">Umbral</w:t>
-            </w:r>
-          </w:p>
-        </w:tc>
-        <w:tc>
-          <w:tcPr/>
-          <w:p>
-            <w:pPr>
-              <w:pStyle w:val="Compact"/>
-            </w:pPr>
-            <w:r>
-              <w:t xml:space="preserve">Fundamento</w:t>
-            </w:r>
-          </w:p>
-        </w:tc>
-      </w:tr>
-      <w:tr>
-        <w:tc>
-          <w:tcPr/>
-          <w:p>
-            <w:pPr>
-              <w:pStyle w:val="Compact"/>
-            </w:pPr>
-            <w:r>
-              <w:t xml:space="preserve">context_precision</w:t>
-            </w:r>
-          </w:p>
-        </w:tc>
-        <w:tc>
-          <w:tcPr/>
-          <w:p>
-            <w:pPr>
-              <w:pStyle w:val="Compact"/>
-            </w:pPr>
-            <w:r>
-              <w:t xml:space="preserve">recuperación</w:t>
-            </w:r>
-          </w:p>
-        </w:tc>
-        <w:tc>
-          <w:tcPr/>
-          <w:p>
-            <w:pPr>
-              <w:pStyle w:val="Compact"/>
-            </w:pPr>
-            <w:r>
-              <w:t xml:space="preserve">≥0.70</w:t>
-            </w:r>
-          </w:p>
-        </w:tc>
-        <w:tc>
-          <w:tcPr/>
-          <w:p>
-            <w:pPr>
-              <w:pStyle w:val="Compact"/>
-            </w:pPr>
-            <w:r>
-              <w:t xml:space="preserve">canónico estricto</w:t>
-            </w:r>
-          </w:p>
-        </w:tc>
-      </w:tr>
-      <w:tr>
-        <w:tc>
-          <w:tcPr/>
-          <w:p>
-            <w:pPr>
-              <w:pStyle w:val="Compact"/>
-            </w:pPr>
-            <w:r>
-              <w:t xml:space="preserve">context_recall</w:t>
-            </w:r>
-          </w:p>
-        </w:tc>
-        <w:tc>
-          <w:tcPr/>
-          <w:p>
-            <w:pPr>
-              <w:pStyle w:val="Compact"/>
-            </w:pPr>
-            <w:r>
-              <w:t xml:space="preserve">recuperación</w:t>
-            </w:r>
-          </w:p>
-        </w:tc>
-        <w:tc>
-          <w:tcPr/>
-          <w:p>
-            <w:pPr>
-              <w:pStyle w:val="Compact"/>
-            </w:pPr>
-            <w:r>
-              <w:t xml:space="preserve">≥0.75</w:t>
-            </w:r>
-          </w:p>
-        </w:tc>
-        <w:tc>
-          <w:tcPr/>
-          <w:p>
-            <w:pPr>
-              <w:pStyle w:val="Compact"/>
-            </w:pPr>
-            <w:r>
-              <w:t xml:space="preserve">canónico estricto</w:t>
-            </w:r>
-          </w:p>
-        </w:tc>
-      </w:tr>
-      <w:tr>
-        <w:tc>
-          <w:tcPr/>
-          <w:p>
-            <w:pPr>
-              <w:pStyle w:val="Compact"/>
-            </w:pPr>
-            <w:r>
-              <w:t xml:space="preserve">faithfulness</w:t>
-            </w:r>
-          </w:p>
-        </w:tc>
-        <w:tc>
-          <w:tcPr/>
-          <w:p>
-            <w:pPr>
-              <w:pStyle w:val="Compact"/>
-            </w:pPr>
-            <w:r>
-              <w:t xml:space="preserve">generación</w:t>
-            </w:r>
-          </w:p>
-        </w:tc>
-        <w:tc>
-          <w:tcPr/>
-          <w:p>
-            <w:pPr>
-              <w:pStyle w:val="Compact"/>
-            </w:pPr>
-            <w:r>
-              <w:t xml:space="preserve">≥0.65</w:t>
-            </w:r>
-          </w:p>
-        </w:tc>
-        <w:tc>
-          <w:tcPr/>
-          <w:p>
-            <w:pPr>
-              <w:pStyle w:val="Compact"/>
-            </w:pPr>
-            <w:r>
-              <w:t xml:space="preserve">clase de modelo 7B local</w:t>
-            </w:r>
-          </w:p>
-        </w:tc>
-      </w:tr>
-      <w:tr>
-        <w:tc>
-          <w:tcPr/>
-          <w:p>
-            <w:pPr>
-              <w:pStyle w:val="Compact"/>
-            </w:pPr>
-            <w:r>
-              <w:t xml:space="preserve">answer_relevancy</w:t>
-            </w:r>
-          </w:p>
-        </w:tc>
-        <w:tc>
-          <w:tcPr/>
-          <w:p>
-            <w:pPr>
-              <w:pStyle w:val="Compact"/>
-            </w:pPr>
-            <w:r>
-              <w:t xml:space="preserve">generación</w:t>
-            </w:r>
-          </w:p>
-        </w:tc>
-        <w:tc>
-          <w:tcPr/>
-          <w:p>
-            <w:pPr>
-              <w:pStyle w:val="Compact"/>
-            </w:pPr>
-            <w:r>
-              <w:t xml:space="preserve">≥0.65</w:t>
-            </w:r>
-          </w:p>
-        </w:tc>
-        <w:tc>
-          <w:tcPr/>
-          <w:p>
-            <w:pPr>
-              <w:pStyle w:val="Compact"/>
-            </w:pPr>
-            <w:r>
-              <w:t xml:space="preserve">clase de modelo 7B local</w:t>
-            </w:r>
-          </w:p>
-        </w:tc>
-      </w:tr>
-      <w:tr>
-        <w:tc>
-          <w:tcPr/>
-          <w:p>
-            <w:pPr>
-              <w:pStyle w:val="Compact"/>
-            </w:pPr>
-            <w:r>
-              <w:t xml:space="preserve">answer_correctness</w:t>
-            </w:r>
-          </w:p>
-        </w:tc>
-        <w:tc>
-          <w:tcPr/>
-          <w:p>
-            <w:pPr>
-              <w:pStyle w:val="Compact"/>
-            </w:pPr>
-            <w:r>
-              <w:t xml:space="preserve">generación</w:t>
-            </w:r>
-          </w:p>
-        </w:tc>
-        <w:tc>
-          <w:tcPr/>
-          <w:p>
-            <w:pPr>
-              <w:pStyle w:val="Compact"/>
-            </w:pPr>
-            <w:r>
-              <w:t xml:space="preserve">≥0.55</w:t>
-            </w:r>
-          </w:p>
-        </w:tc>
-        <w:tc>
-          <w:tcPr/>
-          <w:p>
-            <w:pPr>
-              <w:pStyle w:val="Compact"/>
-            </w:pPr>
-            <w:r>
-              <w:t xml:space="preserve">métrica estricta (F1 factual + semántica)</w:t>
-            </w:r>
-          </w:p>
-        </w:tc>
-      </w:tr>
-    </w:tbl>
-    <w:p>
-      <w:pPr>
-        <w:pStyle w:val="BlockText"/>
-      </w:pPr>
-      <w:r>
-        <w:t xml:space="preserve">El fundamento bibliográfico de cada umbral (paper original de RAGAS, documentación oficial y</w:t>
-      </w:r>
-      <w:r>
-        <w:t xml:space="preserve"> </w:t>
-      </w:r>
-      <w:r>
-        <w:t xml:space="preserve">benchmarks de LLM open-source self-hosted) se integra en el documento de tesis. Este reporte no</w:t>
-      </w:r>
-      <w:r>
-        <w:t xml:space="preserve"> </w:t>
-      </w:r>
-      <w:r>
-        <w:t xml:space="preserve">inserta citas no verificadas.</w:t>
-      </w:r>
-    </w:p>
-    <w:p>
-      <w:r>
-        <w:pict>
-          <v:rect style="width:0;height:1.5pt" o:hralign="center" o:hrstd="t" o:hr="t"/>
-        </w:pict>
-      </w:r>
-    </w:p>
-    <w:bookmarkEnd w:id="15"/>
-    <w:bookmarkStart w:id="16" w:name="X3d4fc381534979825888ec6ffa31e5def409326"/>
-    <w:p>
-      <w:pPr>
-        <w:pStyle w:val="Heading2"/>
-      </w:pPr>
-      <w:r>
-        <w:t xml:space="preserve">4. Resultados (instrumento oficial</w:t>
-      </w:r>
-      <w:r>
-        <w:t xml:space="preserve"> </w:t>
-      </w:r>
-      <w:r>
-        <w:rPr>
-          <w:rStyle w:val="VerbatimChar"/>
-        </w:rPr>
-        <w:t xml:space="preserve">ragas==0.2.6</w:t>
-      </w:r>
-      <w:r>
-        <w:t xml:space="preserve">)</w:t>
       </w:r>
     </w:p>
     <w:tbl>
@@ -1336,6 +278,1024 @@
               <w:pStyle w:val="Compact"/>
             </w:pPr>
             <w:r>
+              <w:t xml:space="preserve">Dimensión OE2</w:t>
+            </w:r>
+          </w:p>
+        </w:tc>
+        <w:tc>
+          <w:tcPr/>
+          <w:p>
+            <w:pPr>
+              <w:pStyle w:val="Compact"/>
+            </w:pPr>
+            <w:r>
+              <w:t xml:space="preserve">Indicadores</w:t>
+            </w:r>
+          </w:p>
+        </w:tc>
+        <w:tc>
+          <w:tcPr/>
+          <w:p>
+            <w:pPr>
+              <w:pStyle w:val="Compact"/>
+            </w:pPr>
+            <w:r>
+              <w:t xml:space="preserve">Resultado</w:t>
+            </w:r>
+          </w:p>
+        </w:tc>
+        <w:tc>
+          <w:tcPr/>
+          <w:p>
+            <w:pPr>
+              <w:pStyle w:val="Compact"/>
+            </w:pPr>
+            <w:r>
+              <w:t xml:space="preserve">Veredicto</w:t>
+            </w:r>
+          </w:p>
+        </w:tc>
+      </w:tr>
+      <w:tr>
+        <w:tc>
+          <w:tcPr/>
+          <w:p>
+            <w:pPr>
+              <w:pStyle w:val="Compact"/>
+            </w:pPr>
+            <w:r>
+              <w:rPr>
+                <w:b/>
+                <w:bCs/>
+              </w:rPr>
+              <w:t xml:space="preserve">Recuperación</w:t>
+            </w:r>
+          </w:p>
+        </w:tc>
+        <w:tc>
+          <w:tcPr/>
+          <w:p>
+            <w:pPr>
+              <w:pStyle w:val="Compact"/>
+            </w:pPr>
+            <w:r>
+              <w:t xml:space="preserve">context_precision, context_recall</w:t>
+            </w:r>
+          </w:p>
+        </w:tc>
+        <w:tc>
+          <w:tcPr/>
+          <w:p>
+            <w:pPr>
+              <w:pStyle w:val="Compact"/>
+            </w:pPr>
+            <w:r>
+              <w:t xml:space="preserve">0.876 / 0.812</w:t>
+            </w:r>
+          </w:p>
+        </w:tc>
+        <w:tc>
+          <w:tcPr/>
+          <w:p>
+            <w:pPr>
+              <w:pStyle w:val="Compact"/>
+            </w:pPr>
+            <w:r>
+              <w:t xml:space="preserve">✅ Cumple</w:t>
+            </w:r>
+          </w:p>
+        </w:tc>
+      </w:tr>
+      <w:tr>
+        <w:tc>
+          <w:tcPr/>
+          <w:p>
+            <w:pPr>
+              <w:pStyle w:val="Compact"/>
+            </w:pPr>
+            <w:r>
+              <w:rPr>
+                <w:b/>
+                <w:bCs/>
+              </w:rPr>
+              <w:t xml:space="preserve">Generación</w:t>
+            </w:r>
+          </w:p>
+        </w:tc>
+        <w:tc>
+          <w:tcPr/>
+          <w:p>
+            <w:pPr>
+              <w:pStyle w:val="Compact"/>
+            </w:pPr>
+            <w:r>
+              <w:t xml:space="preserve">faithfulness, answer_relevancy, answer_correctness</w:t>
+            </w:r>
+          </w:p>
+        </w:tc>
+        <w:tc>
+          <w:tcPr/>
+          <w:p>
+            <w:pPr>
+              <w:pStyle w:val="Compact"/>
+            </w:pPr>
+            <w:r>
+              <w:t xml:space="preserve">0.706 / 0.707 / 0.609</w:t>
+            </w:r>
+          </w:p>
+        </w:tc>
+        <w:tc>
+          <w:tcPr/>
+          <w:p>
+            <w:pPr>
+              <w:pStyle w:val="Compact"/>
+            </w:pPr>
+            <w:r>
+              <w:t xml:space="preserve">✅ Cumple</w:t>
+            </w:r>
+          </w:p>
+        </w:tc>
+      </w:tr>
+    </w:tbl>
+    <w:p>
+      <w:pPr>
+        <w:pStyle w:val="BodyText"/>
+      </w:pPr>
+      <w:r>
+        <w:rPr>
+          <w:b/>
+          <w:bCs/>
+        </w:rPr>
+        <w:t xml:space="preserve">Resultado: 5 de 5 indicadores cumplen.</w:t>
+      </w:r>
+      <w:r>
+        <w:t xml:space="preserve"> </w:t>
+      </w:r>
+      <w:r>
+        <w:t xml:space="preserve">La recuperación supera los umbrales canónicos de RAGAS;</w:t>
+      </w:r>
+      <w:r>
+        <w:t xml:space="preserve"> </w:t>
+      </w:r>
+      <w:r>
+        <w:t xml:space="preserve">la generación supera los umbrales establecidos para la clase de modelo del proyecto (LLM 7B</w:t>
+      </w:r>
+      <w:r>
+        <w:t xml:space="preserve"> </w:t>
+      </w:r>
+      <w:r>
+        <w:t xml:space="preserve">open-source, auto-hospedado, sin fine-tuning). El pipeline RAG se considera</w:t>
+      </w:r>
+      <w:r>
+        <w:t xml:space="preserve"> </w:t>
+      </w:r>
+      <w:r>
+        <w:rPr>
+          <w:b/>
+          <w:bCs/>
+        </w:rPr>
+        <w:t xml:space="preserve">validado</w:t>
+      </w:r>
+      <w:r>
+        <w:t xml:space="preserve"> </w:t>
+      </w:r>
+      <w:r>
+        <w:t xml:space="preserve">para el</w:t>
+      </w:r>
+      <w:r>
+        <w:t xml:space="preserve"> </w:t>
+      </w:r>
+      <w:r>
+        <w:t xml:space="preserve">alcance de la tesis.</w:t>
+      </w:r>
+    </w:p>
+    <w:p>
+      <w:r>
+        <w:pict>
+          <v:rect style="width:0;height:1.5pt" o:hralign="center" o:hrstd="t" o:hr="t"/>
+        </w:pict>
+      </w:r>
+    </w:p>
+    <w:bookmarkEnd w:id="9"/>
+    <w:bookmarkStart w:id="14" w:name="X70176dfd4083b9e5f625a28aac6c1a73d1a9391"/>
+    <w:p>
+      <w:pPr>
+        <w:pStyle w:val="Heading2"/>
+      </w:pPr>
+      <w:r>
+        <w:t xml:space="preserve">2. Metodología</w:t>
+      </w:r>
+    </w:p>
+    <w:bookmarkStart w:id="10" w:name="X1a1f08c266d3360be018ec6f68c11646d92da25"/>
+    <w:p>
+      <w:pPr>
+        <w:pStyle w:val="Heading3"/>
+      </w:pPr>
+      <w:r>
+        <w:t xml:space="preserve">2.1 Golden set</w:t>
+      </w:r>
+    </w:p>
+    <w:p>
+      <w:pPr>
+        <w:pStyle w:val="Compact"/>
+        <w:numPr>
+          <w:ilvl w:val="0"/>
+          <w:numId w:val="1001"/>
+        </w:numPr>
+      </w:pPr>
+      <w:r>
+        <w:rPr>
+          <w:b/>
+          <w:bCs/>
+        </w:rPr>
+        <w:t xml:space="preserve">50 preguntas con respuesta de referencia (ground_truth)</w:t>
+      </w:r>
+      <w:r>
+        <w:t xml:space="preserve">, módulos M1–M5 del sílabo de</w:t>
+      </w:r>
+      <w:r>
+        <w:t xml:space="preserve"> </w:t>
+      </w:r>
+      <w:r>
+        <w:t xml:space="preserve">Aplicaciones Móviles.</w:t>
+      </w:r>
+    </w:p>
+    <w:p>
+      <w:pPr>
+        <w:pStyle w:val="Compact"/>
+        <w:numPr>
+          <w:ilvl w:val="0"/>
+          <w:numId w:val="1001"/>
+        </w:numPr>
+      </w:pPr>
+      <w:r>
+        <w:t xml:space="preserve">Fuente:</w:t>
+      </w:r>
+      <w:r>
+        <w:t xml:space="preserve"> </w:t>
+      </w:r>
+      <w:r>
+        <w:rPr>
+          <w:rStyle w:val="VerbatimChar"/>
+        </w:rPr>
+        <w:t xml:space="preserve">backend/tests/fixtures/golden_set.json</w:t>
+      </w:r>
+      <w:r>
+        <w:t xml:space="preserve">.</w:t>
+      </w:r>
+    </w:p>
+    <w:p>
+      <w:pPr>
+        <w:pStyle w:val="Compact"/>
+        <w:numPr>
+          <w:ilvl w:val="0"/>
+          <w:numId w:val="1001"/>
+        </w:numPr>
+      </w:pPr>
+      <w:r>
+        <w:t xml:space="preserve">Cada ítem: pregunta + respuesta de referencia + contextos esperados.</w:t>
+      </w:r>
+    </w:p>
+    <w:bookmarkEnd w:id="10"/>
+    <w:bookmarkStart w:id="11" w:name="Xcc132c0f45d1417bbab25608c27d8ca5a1a1967"/>
+    <w:p>
+      <w:pPr>
+        <w:pStyle w:val="Heading3"/>
+      </w:pPr>
+      <w:r>
+        <w:t xml:space="preserve">2.2 Instrumento</w:t>
+      </w:r>
+    </w:p>
+    <w:p>
+      <w:pPr>
+        <w:pStyle w:val="Compact"/>
+        <w:numPr>
+          <w:ilvl w:val="0"/>
+          <w:numId w:val="1002"/>
+        </w:numPr>
+      </w:pPr>
+      <w:r>
+        <w:rPr>
+          <w:b/>
+          <w:bCs/>
+        </w:rPr>
+        <w:t xml:space="preserve">Librería</w:t>
+      </w:r>
+      <w:r>
+        <w:rPr>
+          <w:b/>
+          <w:bCs/>
+        </w:rPr>
+        <w:t xml:space="preserve"> </w:t>
+      </w:r>
+      <w:r>
+        <w:rPr>
+          <w:rStyle w:val="VerbatimChar"/>
+          <w:b/>
+          <w:bCs/>
+        </w:rPr>
+        <w:t xml:space="preserve">ragas==0.2.6</w:t>
+      </w:r>
+      <w:r>
+        <w:rPr>
+          <w:b/>
+          <w:bCs/>
+        </w:rPr>
+        <w:t xml:space="preserve"> </w:t>
+      </w:r>
+      <w:r>
+        <w:rPr>
+          <w:b/>
+          <w:bCs/>
+        </w:rPr>
+        <w:t xml:space="preserve">oficial</w:t>
+      </w:r>
+      <w:r>
+        <w:t xml:space="preserve"> </w:t>
+      </w:r>
+      <w:r>
+        <w:t xml:space="preserve">(peer-reviewed), vía</w:t>
+      </w:r>
+      <w:r>
+        <w:t xml:space="preserve"> </w:t>
+      </w:r>
+      <w:r>
+        <w:rPr>
+          <w:rStyle w:val="VerbatimChar"/>
+        </w:rPr>
+        <w:t xml:space="preserve">backend/scripts/run_ragas_lib_eval.py</w:t>
+      </w:r>
+      <w:r>
+        <w:t xml:space="preserve">.</w:t>
+      </w:r>
+    </w:p>
+    <w:p>
+      <w:pPr>
+        <w:pStyle w:val="Compact"/>
+        <w:numPr>
+          <w:ilvl w:val="0"/>
+          <w:numId w:val="1002"/>
+        </w:numPr>
+      </w:pPr>
+      <w:r>
+        <w:rPr>
+          <w:b/>
+          <w:bCs/>
+        </w:rPr>
+        <w:t xml:space="preserve">Parche de compatibilidad Ollama:</w:t>
+      </w:r>
+      <w:r>
+        <w:t xml:space="preserve"> </w:t>
+      </w:r>
+      <w:r>
+        <w:t xml:space="preserve">el script mueve</w:t>
+      </w:r>
+      <w:r>
+        <w:t xml:space="preserve"> </w:t>
+      </w:r>
+      <w:r>
+        <w:rPr>
+          <w:rStyle w:val="VerbatimChar"/>
+        </w:rPr>
+        <w:t xml:space="preserve">temperature</w:t>
+      </w:r>
+      <w:r>
+        <w:t xml:space="preserve"> </w:t>
+      </w:r>
+      <w:r>
+        <w:t xml:space="preserve">a</w:t>
+      </w:r>
+      <w:r>
+        <w:t xml:space="preserve"> </w:t>
+      </w:r>
+      <w:r>
+        <w:rPr>
+          <w:rStyle w:val="VerbatimChar"/>
+        </w:rPr>
+        <w:t xml:space="preserve">options</w:t>
+      </w:r>
+      <w:r>
+        <w:t xml:space="preserve"> </w:t>
+      </w:r>
+      <w:r>
+        <w:t xml:space="preserve">en</w:t>
+      </w:r>
+      <w:r>
+        <w:t xml:space="preserve"> </w:t>
+      </w:r>
+      <w:r>
+        <w:rPr>
+          <w:rStyle w:val="VerbatimChar"/>
+        </w:rPr>
+        <w:t xml:space="preserve">ollama.*.chat()</w:t>
+      </w:r>
+      <w:r>
+        <w:t xml:space="preserve"> </w:t>
+      </w:r>
+      <w:r>
+        <w:t xml:space="preserve">para estabilizar las llamadas con cliente no-OpenAI.</w:t>
+      </w:r>
+    </w:p>
+    <w:p>
+      <w:pPr>
+        <w:pStyle w:val="Compact"/>
+        <w:numPr>
+          <w:ilvl w:val="0"/>
+          <w:numId w:val="1002"/>
+        </w:numPr>
+      </w:pPr>
+      <w:r>
+        <w:rPr>
+          <w:b/>
+          <w:bCs/>
+        </w:rPr>
+        <w:t xml:space="preserve">Fiabilidad de la corrida:</w:t>
+      </w:r>
+      <w:r>
+        <w:t xml:space="preserve"> </w:t>
+      </w:r>
+      <w:r>
+        <w:t xml:space="preserve">~6 de 300 jobs (50 preguntas × 6 métricas) fallaron por</w:t>
+      </w:r>
+      <w:r>
+        <w:t xml:space="preserve"> </w:t>
+      </w:r>
+      <w:r>
+        <w:t xml:space="preserve">parser/timeout (~2%); ragas descarta esas muestras y promedia el resto.</w:t>
+      </w:r>
+    </w:p>
+    <w:bookmarkEnd w:id="11"/>
+    <w:bookmarkStart w:id="12" w:name="X85d799c6bd2b42abe8ea5ed4f7f35e1c65fe96a"/>
+    <w:p>
+      <w:pPr>
+        <w:pStyle w:val="Heading3"/>
+      </w:pPr>
+      <w:r>
+        <w:t xml:space="preserve">2.3 Juez independiente</w:t>
+      </w:r>
+    </w:p>
+    <w:p>
+      <w:pPr>
+        <w:pStyle w:val="Compact"/>
+        <w:numPr>
+          <w:ilvl w:val="0"/>
+          <w:numId w:val="1003"/>
+        </w:numPr>
+      </w:pPr>
+      <w:r>
+        <w:rPr>
+          <w:rStyle w:val="VerbatimChar"/>
+          <w:b/>
+          <w:bCs/>
+        </w:rPr>
+        <w:t xml:space="preserve">llama3.1:8b</w:t>
+      </w:r>
+      <w:r>
+        <w:t xml:space="preserve"> </w:t>
+      </w:r>
+      <w:r>
+        <w:t xml:space="preserve">evalúa las salidas del generador</w:t>
+      </w:r>
+      <w:r>
+        <w:t xml:space="preserve"> </w:t>
+      </w:r>
+      <w:r>
+        <w:rPr>
+          <w:rStyle w:val="VerbatimChar"/>
+          <w:b/>
+          <w:bCs/>
+        </w:rPr>
+        <w:t xml:space="preserve">qwen2.5:7b-instruct-q4_K_M</w:t>
+      </w:r>
+      <w:r>
+        <w:t xml:space="preserve">.</w:t>
+      </w:r>
+    </w:p>
+    <w:p>
+      <w:pPr>
+        <w:pStyle w:val="Compact"/>
+        <w:numPr>
+          <w:ilvl w:val="0"/>
+          <w:numId w:val="1003"/>
+        </w:numPr>
+      </w:pPr>
+      <w:r>
+        <w:t xml:space="preserve">Juez ≠ generador → elimina el</w:t>
+      </w:r>
+      <w:r>
+        <w:t xml:space="preserve"> </w:t>
+      </w:r>
+      <w:r>
+        <w:rPr>
+          <w:b/>
+          <w:bCs/>
+        </w:rPr>
+        <w:t xml:space="preserve">sesgo de auto-preferencia</w:t>
+      </w:r>
+      <w:r>
+        <w:t xml:space="preserve"> </w:t>
+      </w:r>
+      <w:r>
+        <w:t xml:space="preserve">(un modelo que se evalúa a sí mismo</w:t>
+      </w:r>
+      <w:r>
+        <w:t xml:space="preserve"> </w:t>
+      </w:r>
+      <w:r>
+        <w:t xml:space="preserve">tiende a inflar sus puntajes).</w:t>
+      </w:r>
+    </w:p>
+    <w:bookmarkEnd w:id="12"/>
+    <w:bookmarkStart w:id="13" w:name="X148b5618f4defb48ca8676ec6a4f18c4165bb81"/>
+    <w:p>
+      <w:pPr>
+        <w:pStyle w:val="Heading3"/>
+      </w:pPr>
+      <w:r>
+        <w:t xml:space="preserve">2.4 Pipeline evaluado</w:t>
+      </w:r>
+    </w:p>
+    <w:p>
+      <w:pPr>
+        <w:pStyle w:val="FirstParagraph"/>
+      </w:pPr>
+      <w:r>
+        <w:t xml:space="preserve">Embedding (</w:t>
+      </w:r>
+      <w:r>
+        <w:rPr>
+          <w:rStyle w:val="VerbatimChar"/>
+        </w:rPr>
+        <w:t xml:space="preserve">mxbai-embed-large</w:t>
+      </w:r>
+      <w:r>
+        <w:t xml:space="preserve">, 1024 dim) → recuperación pgvector cosine top-k=5 →</w:t>
+      </w:r>
+      <w:r>
+        <w:t xml:space="preserve"> </w:t>
+      </w:r>
+      <w:r>
+        <w:rPr>
+          <w:b/>
+          <w:bCs/>
+        </w:rPr>
+        <w:t xml:space="preserve">rerank cross-encoder</w:t>
+      </w:r>
+      <w:r>
+        <w:t xml:space="preserve"> </w:t>
+      </w:r>
+      <w:r>
+        <w:t xml:space="preserve">→ contexto + historial → generación</w:t>
+      </w:r>
+      <w:r>
+        <w:t xml:space="preserve"> </w:t>
+      </w:r>
+      <w:r>
+        <w:rPr>
+          <w:rStyle w:val="VerbatimChar"/>
+        </w:rPr>
+        <w:t xml:space="preserve">qwen2.5:7b</w:t>
+      </w:r>
+      <w:r>
+        <w:t xml:space="preserve"> </w:t>
+      </w:r>
+      <w:r>
+        <w:t xml:space="preserve">(temperature=0.3,</w:t>
+      </w:r>
+      <w:r>
+        <w:t xml:space="preserve"> </w:t>
+      </w:r>
+      <w:r>
+        <w:t xml:space="preserve">num_ctx=4096). Idéntico al pipeline de producción.</w:t>
+      </w:r>
+    </w:p>
+    <w:p>
+      <w:r>
+        <w:pict>
+          <v:rect style="width:0;height:1.5pt" o:hralign="center" o:hrstd="t" o:hr="t"/>
+        </w:pict>
+      </w:r>
+    </w:p>
+    <w:bookmarkEnd w:id="13"/>
+    <w:bookmarkEnd w:id="14"/>
+    <w:bookmarkStart w:id="15" w:name="X4c613244986e94eaa010047d3a4102e0124bf69"/>
+    <w:p>
+      <w:pPr>
+        <w:pStyle w:val="Heading2"/>
+      </w:pPr>
+      <w:r>
+        <w:t xml:space="preserve">3. Criterios de aprobación</w:t>
+      </w:r>
+    </w:p>
+    <w:p>
+      <w:pPr>
+        <w:pStyle w:val="FirstParagraph"/>
+      </w:pPr>
+      <w:r>
+        <w:t xml:space="preserve">RAGAS</w:t>
+      </w:r>
+      <w:r>
+        <w:t xml:space="preserve"> </w:t>
+      </w:r>
+      <w:r>
+        <w:rPr>
+          <w:b/>
+          <w:bCs/>
+        </w:rPr>
+        <w:t xml:space="preserve">no define umbrales universales de aprobación</w:t>
+      </w:r>
+      <w:r>
+        <w:t xml:space="preserve">: son dependientes de la aplicación y de la</w:t>
+      </w:r>
+      <w:r>
+        <w:t xml:space="preserve"> </w:t>
+      </w:r>
+      <w:r>
+        <w:t xml:space="preserve">clase de modelo. Para esta tesis se establecen los siguientes umbrales por indicador, diferenciando</w:t>
+      </w:r>
+      <w:r>
+        <w:t xml:space="preserve"> </w:t>
+      </w:r>
+      <w:r>
+        <w:t xml:space="preserve">recuperación (umbrales canónicos estrictos) de generación (umbrales acordes a la clase de modelo</w:t>
+      </w:r>
+      <w:r>
+        <w:t xml:space="preserve"> </w:t>
+      </w:r>
+      <w:r>
+        <w:t xml:space="preserve">open-source 7B auto-hospedado sin fine-tuning, que es una restricción dura del proyecto por</w:t>
+      </w:r>
+      <w:r>
+        <w:t xml:space="preserve"> </w:t>
+      </w:r>
+      <w:r>
+        <w:t xml:space="preserve">privacidad y prohibición de APIs pagas).</w:t>
+      </w:r>
+    </w:p>
+    <w:tbl>
+      <w:tblPr>
+        <w:tblStyle w:val="Table"/>
+        <w:tblW w:type="auto" w:w="0"/>
+        <w:tblLook w:firstRow="1" w:lastRow="0" w:firstColumn="0" w:lastColumn="0" w:noHBand="0" w:noVBand="0" w:val="0020"/>
+      </w:tblPr>
+      <w:tblGrid>
+        <w:gridCol w:w="1980"/>
+        <w:gridCol w:w="1980"/>
+        <w:gridCol w:w="1980"/>
+        <w:gridCol w:w="1980"/>
+      </w:tblGrid>
+      <w:tr>
+        <w:trPr>
+          <w:tblHeader w:val="on"/>
+        </w:trPr>
+        <w:tc>
+          <w:tcPr/>
+          <w:p>
+            <w:pPr>
+              <w:pStyle w:val="Compact"/>
+            </w:pPr>
+            <w:r>
+              <w:t xml:space="preserve">Indicador</w:t>
+            </w:r>
+          </w:p>
+        </w:tc>
+        <w:tc>
+          <w:tcPr/>
+          <w:p>
+            <w:pPr>
+              <w:pStyle w:val="Compact"/>
+            </w:pPr>
+            <w:r>
+              <w:t xml:space="preserve">Dimensión</w:t>
+            </w:r>
+          </w:p>
+        </w:tc>
+        <w:tc>
+          <w:tcPr/>
+          <w:p>
+            <w:pPr>
+              <w:pStyle w:val="Compact"/>
+            </w:pPr>
+            <w:r>
+              <w:t xml:space="preserve">Umbral</w:t>
+            </w:r>
+          </w:p>
+        </w:tc>
+        <w:tc>
+          <w:tcPr/>
+          <w:p>
+            <w:pPr>
+              <w:pStyle w:val="Compact"/>
+            </w:pPr>
+            <w:r>
+              <w:t xml:space="preserve">Fundamento</w:t>
+            </w:r>
+          </w:p>
+        </w:tc>
+      </w:tr>
+      <w:tr>
+        <w:tc>
+          <w:tcPr/>
+          <w:p>
+            <w:pPr>
+              <w:pStyle w:val="Compact"/>
+            </w:pPr>
+            <w:r>
+              <w:t xml:space="preserve">context_precision</w:t>
+            </w:r>
+          </w:p>
+        </w:tc>
+        <w:tc>
+          <w:tcPr/>
+          <w:p>
+            <w:pPr>
+              <w:pStyle w:val="Compact"/>
+            </w:pPr>
+            <w:r>
+              <w:t xml:space="preserve">recuperación</w:t>
+            </w:r>
+          </w:p>
+        </w:tc>
+        <w:tc>
+          <w:tcPr/>
+          <w:p>
+            <w:pPr>
+              <w:pStyle w:val="Compact"/>
+            </w:pPr>
+            <w:r>
+              <w:t xml:space="preserve">≥0.70</w:t>
+            </w:r>
+          </w:p>
+        </w:tc>
+        <w:tc>
+          <w:tcPr/>
+          <w:p>
+            <w:pPr>
+              <w:pStyle w:val="Compact"/>
+            </w:pPr>
+            <w:r>
+              <w:t xml:space="preserve">canónico estricto</w:t>
+            </w:r>
+          </w:p>
+        </w:tc>
+      </w:tr>
+      <w:tr>
+        <w:tc>
+          <w:tcPr/>
+          <w:p>
+            <w:pPr>
+              <w:pStyle w:val="Compact"/>
+            </w:pPr>
+            <w:r>
+              <w:t xml:space="preserve">context_recall</w:t>
+            </w:r>
+          </w:p>
+        </w:tc>
+        <w:tc>
+          <w:tcPr/>
+          <w:p>
+            <w:pPr>
+              <w:pStyle w:val="Compact"/>
+            </w:pPr>
+            <w:r>
+              <w:t xml:space="preserve">recuperación</w:t>
+            </w:r>
+          </w:p>
+        </w:tc>
+        <w:tc>
+          <w:tcPr/>
+          <w:p>
+            <w:pPr>
+              <w:pStyle w:val="Compact"/>
+            </w:pPr>
+            <w:r>
+              <w:t xml:space="preserve">≥0.75</w:t>
+            </w:r>
+          </w:p>
+        </w:tc>
+        <w:tc>
+          <w:tcPr/>
+          <w:p>
+            <w:pPr>
+              <w:pStyle w:val="Compact"/>
+            </w:pPr>
+            <w:r>
+              <w:t xml:space="preserve">canónico estricto</w:t>
+            </w:r>
+          </w:p>
+        </w:tc>
+      </w:tr>
+      <w:tr>
+        <w:tc>
+          <w:tcPr/>
+          <w:p>
+            <w:pPr>
+              <w:pStyle w:val="Compact"/>
+            </w:pPr>
+            <w:r>
+              <w:t xml:space="preserve">faithfulness</w:t>
+            </w:r>
+          </w:p>
+        </w:tc>
+        <w:tc>
+          <w:tcPr/>
+          <w:p>
+            <w:pPr>
+              <w:pStyle w:val="Compact"/>
+            </w:pPr>
+            <w:r>
+              <w:t xml:space="preserve">generación</w:t>
+            </w:r>
+          </w:p>
+        </w:tc>
+        <w:tc>
+          <w:tcPr/>
+          <w:p>
+            <w:pPr>
+              <w:pStyle w:val="Compact"/>
+            </w:pPr>
+            <w:r>
+              <w:t xml:space="preserve">≥0.65</w:t>
+            </w:r>
+          </w:p>
+        </w:tc>
+        <w:tc>
+          <w:tcPr/>
+          <w:p>
+            <w:pPr>
+              <w:pStyle w:val="Compact"/>
+            </w:pPr>
+            <w:r>
+              <w:t xml:space="preserve">clase de modelo 7B local</w:t>
+            </w:r>
+          </w:p>
+        </w:tc>
+      </w:tr>
+      <w:tr>
+        <w:tc>
+          <w:tcPr/>
+          <w:p>
+            <w:pPr>
+              <w:pStyle w:val="Compact"/>
+            </w:pPr>
+            <w:r>
+              <w:t xml:space="preserve">answer_relevancy</w:t>
+            </w:r>
+          </w:p>
+        </w:tc>
+        <w:tc>
+          <w:tcPr/>
+          <w:p>
+            <w:pPr>
+              <w:pStyle w:val="Compact"/>
+            </w:pPr>
+            <w:r>
+              <w:t xml:space="preserve">generación</w:t>
+            </w:r>
+          </w:p>
+        </w:tc>
+        <w:tc>
+          <w:tcPr/>
+          <w:p>
+            <w:pPr>
+              <w:pStyle w:val="Compact"/>
+            </w:pPr>
+            <w:r>
+              <w:t xml:space="preserve">≥0.65</w:t>
+            </w:r>
+          </w:p>
+        </w:tc>
+        <w:tc>
+          <w:tcPr/>
+          <w:p>
+            <w:pPr>
+              <w:pStyle w:val="Compact"/>
+            </w:pPr>
+            <w:r>
+              <w:t xml:space="preserve">clase de modelo 7B local</w:t>
+            </w:r>
+          </w:p>
+        </w:tc>
+      </w:tr>
+      <w:tr>
+        <w:tc>
+          <w:tcPr/>
+          <w:p>
+            <w:pPr>
+              <w:pStyle w:val="Compact"/>
+            </w:pPr>
+            <w:r>
+              <w:t xml:space="preserve">answer_correctness</w:t>
+            </w:r>
+          </w:p>
+        </w:tc>
+        <w:tc>
+          <w:tcPr/>
+          <w:p>
+            <w:pPr>
+              <w:pStyle w:val="Compact"/>
+            </w:pPr>
+            <w:r>
+              <w:t xml:space="preserve">generación</w:t>
+            </w:r>
+          </w:p>
+        </w:tc>
+        <w:tc>
+          <w:tcPr/>
+          <w:p>
+            <w:pPr>
+              <w:pStyle w:val="Compact"/>
+            </w:pPr>
+            <w:r>
+              <w:t xml:space="preserve">≥0.55</w:t>
+            </w:r>
+          </w:p>
+        </w:tc>
+        <w:tc>
+          <w:tcPr/>
+          <w:p>
+            <w:pPr>
+              <w:pStyle w:val="Compact"/>
+            </w:pPr>
+            <w:r>
+              <w:t xml:space="preserve">métrica estricta (F1 factual + semántica)</w:t>
+            </w:r>
+          </w:p>
+        </w:tc>
+      </w:tr>
+    </w:tbl>
+    <w:p>
+      <w:pPr>
+        <w:pStyle w:val="BlockText"/>
+      </w:pPr>
+      <w:r>
+        <w:t xml:space="preserve">El fundamento bibliográfico de cada umbral (paper original de RAGAS, documentación oficial y</w:t>
+      </w:r>
+      <w:r>
+        <w:t xml:space="preserve"> </w:t>
+      </w:r>
+      <w:r>
+        <w:t xml:space="preserve">benchmarks de LLM open-source self-hosted) se integra en el documento de tesis. Este reporte no</w:t>
+      </w:r>
+      <w:r>
+        <w:t xml:space="preserve"> </w:t>
+      </w:r>
+      <w:r>
+        <w:t xml:space="preserve">inserta citas no verificadas.</w:t>
+      </w:r>
+    </w:p>
+    <w:p>
+      <w:r>
+        <w:pict>
+          <v:rect style="width:0;height:1.5pt" o:hralign="center" o:hrstd="t" o:hr="t"/>
+        </w:pict>
+      </w:r>
+    </w:p>
+    <w:bookmarkEnd w:id="15"/>
+    <w:bookmarkStart w:id="16" w:name="Xf7d99a1a693685b494310417dc47d7c614e9329"/>
+    <w:p>
+      <w:pPr>
+        <w:pStyle w:val="Heading2"/>
+      </w:pPr>
+      <w:r>
+        <w:t xml:space="preserve">4. Resultados (instrumento oficial</w:t>
+      </w:r>
+      <w:r>
+        <w:t xml:space="preserve"> </w:t>
+      </w:r>
+      <w:r>
+        <w:rPr>
+          <w:rStyle w:val="VerbatimChar"/>
+        </w:rPr>
+        <w:t xml:space="preserve">ragas==0.2.6</w:t>
+      </w:r>
+      <w:r>
+        <w:t xml:space="preserve">)</w:t>
+      </w:r>
+    </w:p>
+    <w:tbl>
+      <w:tblPr>
+        <w:tblStyle w:val="Table"/>
+        <w:tblW w:type="auto" w:w="0"/>
+        <w:tblLook w:firstRow="1" w:lastRow="0" w:firstColumn="0" w:lastColumn="0" w:noHBand="0" w:noVBand="0" w:val="0020"/>
+      </w:tblPr>
+      <w:tblGrid>
+        <w:gridCol w:w="1980"/>
+        <w:gridCol w:w="1980"/>
+        <w:gridCol w:w="1980"/>
+        <w:gridCol w:w="1980"/>
+      </w:tblGrid>
+      <w:tr>
+        <w:trPr>
+          <w:tblHeader w:val="on"/>
+        </w:trPr>
+        <w:tc>
+          <w:tcPr/>
+          <w:p>
+            <w:pPr>
+              <w:pStyle w:val="Compact"/>
+            </w:pPr>
+            <w:r>
               <w:t xml:space="preserve">Indicador</w:t>
             </w:r>
           </w:p>
@@ -1683,7 +1643,7 @@
       </w:r>
     </w:p>
     <w:bookmarkEnd w:id="16"/>
-    <w:bookmarkStart w:id="20" w:name="hallazgos"/>
+    <w:bookmarkStart w:id="20" w:name="X486ea74bc50161338be1a73aa5f5251d4f758ca"/>
     <w:p>
       <w:pPr>
         <w:pStyle w:val="Heading2"/>
@@ -1692,7 +1652,7 @@
         <w:t xml:space="preserve">5. Hallazgos</w:t>
       </w:r>
     </w:p>
-    <w:bookmarkStart w:id="17" w:name="X8b706133ea6be2c3e88e8fe82b625980a716390"/>
+    <w:bookmarkStart w:id="17" w:name="Xf98a72c371b584893d2bbdfa513a7d11f8d540d"/>
     <w:p>
       <w:pPr>
         <w:pStyle w:val="Heading3"/>
@@ -1802,7 +1762,7 @@
       </w:r>
     </w:p>
     <w:bookmarkEnd w:id="17"/>
-    <w:bookmarkStart w:id="18" w:name="un-único-instrumento-declarado"/>
+    <w:bookmarkStart w:id="18" w:name="Xcc984740dcb75ffafb4809fb51efe8f858cb636"/>
     <w:p>
       <w:pPr>
         <w:pStyle w:val="Heading3"/>
@@ -1863,7 +1823,7 @@
       </w:r>
     </w:p>
     <w:bookmarkEnd w:id="18"/>
-    <w:bookmarkStart w:id="19" w:name="calidad-de-generación-del-modelo-local"/>
+    <w:bookmarkStart w:id="19" w:name="X385b4553c0426dfde8301af4b57c3e6c86447ab"/>
     <w:p>
       <w:pPr>
         <w:pStyle w:val="Heading3"/>
@@ -1928,7 +1888,7 @@
     </w:p>
     <w:bookmarkEnd w:id="19"/>
     <w:bookmarkEnd w:id="20"/>
-    <w:bookmarkStart w:id="21" w:name="conclusiones"/>
+    <w:bookmarkStart w:id="21" w:name="X1a5d9f0519642c4f8fc2c951c686d47b3ceedd6"/>
     <w:p>
       <w:pPr>
         <w:pStyle w:val="Heading2"/>
@@ -2051,7 +2011,7 @@
       </w:r>
     </w:p>
     <w:bookmarkEnd w:id="21"/>
-    <w:bookmarkStart w:id="22" w:name="artefactos-y-anexos"/>
+    <w:bookmarkStart w:id="22" w:name="Xa126bc41df923018bf8c828881c9cdba3296862"/>
     <w:p>
       <w:pPr>
         <w:pStyle w:val="Heading2"/>
@@ -2506,7 +2466,7 @@
         <w:rFonts w:asciiTheme="minorHAnsi" w:cstheme="minorBidi" w:eastAsiaTheme="minorEastAsia" w:hAnsiTheme="minorHAnsi"/>
         <w:sz w:val="24"/>
         <w:szCs w:val="24"/>
-        <w:lang w:bidi="ar-SA" w:eastAsia="zh-CN" w:val="es"/>
+        <w:lang w:bidi="ar-SA" w:eastAsia="zh-CN" w:val="en-US"/>
       </w:rPr>
     </w:rPrDefault>
     <w:pPrDefault>
